--- a/docs/contributions/wg-data/GI-AI4H-WGD-OCI-006 — The data and model exchange protocol — 2026-09-12.docx
+++ b/docs/contributions/wg-data/GI-AI4H-WGD-OCI-006 — The data and model exchange protocol — 2026-09-12.docx
@@ -351,7 +351,7 @@
           <w:rFonts w:ascii="Calibri" w:hAnsi="Calibri"/>
           <w:sz w:val="22"/>
         </w:rPr>
-        <w:t>The Terms of Reference ask the working group to specify a protocol for exchanging data and models securely: asset authentication and provenance, usage rights that travel with the asset, party authentication and authorisation, and an audit trail a regulator can read. Three things the group wants in 2027 depend on it, and it has neither a draft nor a drafting team. This note observes that most of the pieces already exist without having been built as a protocol, sets out precisely which requirement each existing artefact answers, and names the gap: there is no signature over a manifest as a whole or over a model container as it travels, and no statement of who computes a published metric. Both teams presenting at the benchmarking-challenge session have now filed declarations and they disagree on that second point, which is the clearest available argument for specifying it. The note puts four decisions to the working session in Hangzhou on 18 September 2026: what version 0.1 contains; whether the challenge's route declarations and result record become its first profiles; who drafts it and by when; and what the 2027 work items need from it. Nothing here has been agreed.</w:t>
+        <w:t>The Terms of Reference ask the working group to specify a protocol for exchanging data and models securely: asset authentication and provenance, usage rights that travel with the asset, party authentication and authorisation, and an audit trail a regulator can read. Three things the group wants in 2027 depend on it, and it has neither a draft nor a drafting team. This note observes that most of the pieces already exist without having been built as a protocol, sets out precisely which requirement each existing artefact answers, and names what is missing: there is no signature over a manifest as a whole or over a model container as it travels, no statement of who computes a published metric, and nowhere that the parties to an exchange are defined and kept apart. One exchange in September shows what that costs. A cryptographer building an evaluation route designed it around the assumption that the data host and the platform operator are the same party, because nothing published says otherwise, and then asked for concrete guidance his route could follow — which does not exist. The note puts four decisions to the working session in Hangzhou on 18 September 2026: what version 0.1 contains; whether the challenge's route declarations and result record become its first profiles; who drafts it and by when; and what the 2027 work items need from it. Nothing here has been agreed.</w:t>
       </w:r>
     </w:p>
     <w:p>
@@ -578,7 +578,7 @@
           <w:i w:val="0"/>
           <w:sz w:val="22"/>
         </w:rPr>
-        <w:t>A live disagreement makes the point better than the table does.</w:t>
+        <w:t>One exchange in September makes the case better than the table does.</w:t>
       </w:r>
       <w:r>
         <w:rPr>
@@ -587,7 +587,199 @@
           <w:i w:val="0"/>
           <w:sz w:val="22"/>
         </w:rPr>
-        <w:t xml:space="preserve"> Both teams presenting at the challenge session on 18 September have now filed their declarations, and they disagree about who computes the number that gets published. The sealed-execution team returns predictions to the platform, which scores them against reference labels it holds. The encrypted-computation team's flow ends with the final label at the data host, and the platform receives reported metrics. Both are defensible; they are not interchangeable, and nothing in any existing specification says which one a published result assumes. That is exactly the kind of question the protocol exists to settle, and it has surfaced four months before anyone has to answer it.</w:t>
+        <w:t xml:space="preserve"> The route provider for the encrypted-computation track was asked how their protocol ends. Three things came back, in this order.</w:t>
+      </w:r>
+    </w:p>
+    <w:p/>
+    <w:p>
+      <w:r>
+        <w:rPr>
+          <w:rFonts w:ascii="Calibri" w:hAnsi="Calibri" w:cs="Calibri"/>
+          <w:b w:val="0"/>
+          <w:i w:val="0"/>
+          <w:sz w:val="22"/>
+        </w:rPr>
+        <w:t xml:space="preserve">Their flow had the </w:t>
+      </w:r>
+      <w:r>
+        <w:rPr>
+          <w:rFonts w:ascii="Calibri" w:hAnsi="Calibri" w:cs="Calibri"/>
+          <w:b/>
+          <w:i w:val="0"/>
+          <w:sz w:val="22"/>
+        </w:rPr>
+        <w:t>data host decrypt the final label</w:t>
+      </w:r>
+      <w:r>
+        <w:rPr>
+          <w:rFonts w:ascii="Calibri" w:hAnsi="Calibri" w:cs="Calibri"/>
+          <w:b w:val="0"/>
+          <w:i w:val="0"/>
+          <w:sz w:val="22"/>
+        </w:rPr>
+        <w:t>, because only the host holds the secret share for it. The platform would have received reported metrics rather than computing them. That is the opposite of the sealed-execution contract, where the worker returns predictions and the platform scores them against reference labels it holds.</w:t>
+      </w:r>
+    </w:p>
+    <w:p/>
+    <w:p>
+      <w:r>
+        <w:rPr>
+          <w:rFonts w:ascii="Calibri" w:hAnsi="Calibri" w:cs="Calibri"/>
+          <w:b w:val="0"/>
+          <w:i w:val="0"/>
+          <w:sz w:val="22"/>
+        </w:rPr>
+        <w:t xml:space="preserve">Asked about it, they answered: </w:t>
+      </w:r>
+      <w:r>
+        <w:rPr>
+          <w:rFonts w:ascii="Calibri" w:hAnsi="Calibri" w:cs="Calibri"/>
+          <w:b w:val="0"/>
+          <w:i/>
+          <w:sz w:val="22"/>
+        </w:rPr>
+        <w:t>"I thought the data host is indeed the platform operator since the data cannot leave the host's domain."</w:t>
+      </w:r>
+      <w:r>
+        <w:rPr>
+          <w:rFonts w:ascii="Calibri" w:hAnsi="Calibri" w:cs="Calibri"/>
+          <w:b w:val="0"/>
+          <w:i w:val="0"/>
+          <w:sz w:val="22"/>
+        </w:rPr>
+        <w:t xml:space="preserve"> </w:t>
+      </w:r>
+      <w:r>
+        <w:rPr>
+          <w:rFonts w:ascii="Calibri" w:hAnsi="Calibri" w:cs="Calibri"/>
+          <w:b/>
+          <w:i w:val="0"/>
+          <w:sz w:val="22"/>
+        </w:rPr>
+        <w:t>That is a reasonable inference from what is published, and it is wrong.</w:t>
+      </w:r>
+      <w:r>
+        <w:rPr>
+          <w:rFonts w:ascii="Calibri" w:hAnsi="Calibri" w:cs="Calibri"/>
+          <w:b w:val="0"/>
+          <w:i w:val="0"/>
+          <w:sz w:val="22"/>
+        </w:rPr>
+        <w:t xml:space="preserve"> Three roles — data host, route provider, platform operator — are named across the existing documents and separated in none of them, so a competent cryptographer designed a protocol around a conflation nobody had thought to rule out. They then confirmed the protocol can be modified so the host forwards its share and only the platform learns the label, and agreed to take that version.</w:t>
+      </w:r>
+    </w:p>
+    <w:p/>
+    <w:p>
+      <w:r>
+        <w:rPr>
+          <w:rFonts w:ascii="Calibri" w:hAnsi="Calibri" w:cs="Calibri"/>
+          <w:b w:val="0"/>
+          <w:i w:val="0"/>
+          <w:sz w:val="22"/>
+        </w:rPr>
+        <w:t xml:space="preserve">And their own request was the one this session exists to answer: </w:t>
+      </w:r>
+      <w:r>
+        <w:rPr>
+          <w:rFonts w:ascii="Calibri" w:hAnsi="Calibri" w:cs="Calibri"/>
+          <w:b w:val="0"/>
+          <w:i/>
+          <w:sz w:val="22"/>
+        </w:rPr>
+        <w:t>"it maybe would be helpful if there is something that I can refer to which has the more concrete guidelines that our track has to follow?"</w:t>
+      </w:r>
+      <w:r>
+        <w:rPr>
+          <w:rFonts w:ascii="Calibri" w:hAnsi="Calibri" w:cs="Calibri"/>
+          <w:b w:val="0"/>
+          <w:i w:val="0"/>
+          <w:sz w:val="22"/>
+        </w:rPr>
+        <w:t xml:space="preserve"> </w:t>
+      </w:r>
+      <w:r>
+        <w:rPr>
+          <w:rFonts w:ascii="Calibri" w:hAnsi="Calibri" w:cs="Calibri"/>
+          <w:b/>
+          <w:i w:val="0"/>
+          <w:sz w:val="22"/>
+        </w:rPr>
+        <w:t>There is no such document.</w:t>
+      </w:r>
+      <w:r>
+        <w:rPr>
+          <w:rFonts w:ascii="Calibri" w:hAnsi="Calibri" w:cs="Calibri"/>
+          <w:b w:val="0"/>
+          <w:i w:val="0"/>
+          <w:sz w:val="22"/>
+        </w:rPr>
+        <w:t xml:space="preserve"> The conformance specification is deliberately neutral between approaches, which is correct and which leaves every new route to infer its integration points from worked examples and email.</w:t>
+      </w:r>
+    </w:p>
+    <w:p/>
+    <w:p>
+      <w:r>
+        <w:rPr>
+          <w:rFonts w:ascii="Calibri" w:hAnsi="Calibri" w:cs="Calibri"/>
+          <w:b w:val="0"/>
+          <w:i w:val="0"/>
+          <w:sz w:val="22"/>
+        </w:rPr>
+        <w:t xml:space="preserve">Three lessons, and each is a requirement on version 0.1. A protocol has to </w:t>
+      </w:r>
+      <w:r>
+        <w:rPr>
+          <w:rFonts w:ascii="Calibri" w:hAnsi="Calibri" w:cs="Calibri"/>
+          <w:b/>
+          <w:i w:val="0"/>
+          <w:sz w:val="22"/>
+        </w:rPr>
+        <w:t>name its parties and keep them apart</w:t>
+      </w:r>
+      <w:r>
+        <w:rPr>
+          <w:rFonts w:ascii="Calibri" w:hAnsi="Calibri" w:cs="Calibri"/>
+          <w:b w:val="0"/>
+          <w:i w:val="0"/>
+          <w:sz w:val="22"/>
+        </w:rPr>
+        <w:t xml:space="preserve">. It has to say </w:t>
+      </w:r>
+      <w:r>
+        <w:rPr>
+          <w:rFonts w:ascii="Calibri" w:hAnsi="Calibri" w:cs="Calibri"/>
+          <w:b/>
+          <w:i w:val="0"/>
+          <w:sz w:val="22"/>
+        </w:rPr>
+        <w:t>who computes a published metric</w:t>
+      </w:r>
+      <w:r>
+        <w:rPr>
+          <w:rFonts w:ascii="Calibri" w:hAnsi="Calibri" w:cs="Calibri"/>
+          <w:b w:val="0"/>
+          <w:i w:val="0"/>
+          <w:sz w:val="22"/>
+        </w:rPr>
+        <w:t xml:space="preserve">, because two defensible designs give different answers and nothing currently states which one a result assumes. And it has to be something a participant can be </w:t>
+      </w:r>
+      <w:r>
+        <w:rPr>
+          <w:rFonts w:ascii="Calibri" w:hAnsi="Calibri" w:cs="Calibri"/>
+          <w:b/>
+          <w:i w:val="0"/>
+          <w:sz w:val="22"/>
+        </w:rPr>
+        <w:t>pointed at</w:t>
+      </w:r>
+      <w:r>
+        <w:rPr>
+          <w:rFonts w:ascii="Calibri" w:hAnsi="Calibri" w:cs="Calibri"/>
+          <w:b w:val="0"/>
+          <w:i w:val="0"/>
+          <w:sz w:val="22"/>
+        </w:rPr>
+        <w:t>, rather than reconstructed for them one thread at a time.</w:t>
       </w:r>
     </w:p>
     <w:p/>
@@ -668,7 +860,7 @@
           <w:i w:val="0"/>
           <w:sz w:val="22"/>
         </w:rPr>
-        <w:t>Party authentication and authorisation, adopting the tiered-assurance model and GA4GH Passport by reference, and stating the open question of institutional rather than individual identity, which the co-host agreement discussion has surfaced.</w:t>
+        <w:t>The parties and their authentication. First, the parties defined once and kept apart: the data host that holds the data and the reference labels, the route provider that supplies the method, and the platform operator that scores and publishes. Then authorisation, adopting the tiered-assurance model and GA4GH Passport by reference, and stating the open question of institutional rather than individual identity, which the co-host agreement discussion has surfaced.</w:t>
       </w:r>
     </w:p>
     <w:p>
@@ -718,7 +910,7 @@
           <w:i w:val="0"/>
           <w:sz w:val="22"/>
         </w:rPr>
-        <w:t>Execution profiles, adopting the challenge's route declarations and dispatch contract as the first two profiles, sealed execution and encrypted computation, and leaving confidential computing and federated evaluation as named placeholders. This section also has to say who computes a published metric, and on whose arithmetic a result rests.</w:t>
+        <w:t>Execution profiles, adopting the challenge's route declarations and dispatch contract as the first two profiles, sealed execution and encrypted computation, and leaving confidential computing and federated evaluation as named placeholders. This section also has to say who computes a published metric, and on whose arithmetic a result rests. Each profile states what the route returns, to whom, and in what form, so that a new provider can read it instead of asking.</w:t>
       </w:r>
     </w:p>
     <w:p>
